--- a/2nd year/ЛЕХА/отчет лб 6.docx
+++ b/2nd year/ЛЕХА/отчет лб 6.docx
@@ -639,23 +639,7 @@
           <w:szCs w:val="28"/>
           <w:lang w:val="en-US"/>
         </w:rPr>
-        <w:t xml:space="preserve">    static void </w:t>
-      </w:r>
-      <w:proofErr w:type="gramStart"/>
-      <w:r>
-        <w:rPr>
-          <w:szCs w:val="28"/>
-          <w:lang w:val="en-US"/>
-        </w:rPr>
-        <w:t>AnalyzeNumber(</w:t>
-      </w:r>
-      <w:proofErr w:type="gramEnd"/>
-      <w:r>
-        <w:rPr>
-          <w:szCs w:val="28"/>
-          <w:lang w:val="en-US"/>
-        </w:rPr>
-        <w:t>int num, out int count, out int sum, out int firstDigit)</w:t>
+        <w:t xml:space="preserve">    static void AnalyzeNumber(int num, out int count, out int sum, out int firstDigit)</w:t>
       </w:r>
     </w:p>
     <w:p>
@@ -1261,39 +1245,36 @@
         <w:jc w:val="left"/>
         <w:rPr>
           <w:szCs w:val="28"/>
-          <w:lang w:val="en-US"/>
-        </w:rPr>
-      </w:pPr>
-    </w:p>
-    <w:p>
-      <w:pPr>
-        <w:ind w:firstLine="0"/>
-        <w:jc w:val="left"/>
-        <w:rPr>
-          <w:szCs w:val="28"/>
-          <w:lang w:val="en-US"/>
-        </w:rPr>
-      </w:pPr>
-    </w:p>
-    <w:p>
-      <w:pPr>
-        <w:ind w:firstLine="0"/>
-        <w:jc w:val="left"/>
-        <w:rPr>
-          <w:szCs w:val="28"/>
-        </w:rPr>
-      </w:pPr>
-      <w:r>
-        <w:rPr>
-          <w:noProof/>
-          <w:szCs w:val="28"/>
-          <w:lang w:val="en-US"/>
-        </w:rPr>
+        </w:rPr>
+      </w:pPr>
+    </w:p>
+    <w:p>
+      <w:pPr>
+        <w:ind w:firstLine="0"/>
+        <w:jc w:val="left"/>
+        <w:rPr>
+          <w:szCs w:val="28"/>
+        </w:rPr>
+      </w:pPr>
+    </w:p>
+    <w:p>
+      <w:pPr>
+        <w:ind w:firstLine="0"/>
+        <w:jc w:val="left"/>
+        <w:rPr>
+          <w:szCs w:val="28"/>
+        </w:rPr>
+      </w:pPr>
+      <w:r>
+        <w:rPr>
+          <w:szCs w:val="28"/>
+        </w:rPr>
+        <w:lastRenderedPageBreak/>
         <w:drawing>
-          <wp:inline distT="0" distB="0" distL="0" distR="0" wp14:anchorId="32F3C06B" wp14:editId="4C299213">
-            <wp:extent cx="3267531" cy="838317"/>
-            <wp:effectExtent l="0" t="0" r="9525" b="0"/>
-            <wp:docPr id="282274959" name="Рисунок 1"/>
+          <wp:inline distT="0" distB="0" distL="0" distR="0" wp14:anchorId="69439E42" wp14:editId="7602F553">
+            <wp:extent cx="5940425" cy="3341370"/>
+            <wp:effectExtent l="0" t="0" r="3175" b="0"/>
+            <wp:docPr id="1358640670" name="Рисунок 1"/>
             <wp:cNvGraphicFramePr>
               <a:graphicFrameLocks xmlns:a="http://schemas.openxmlformats.org/drawingml/2006/main" noChangeAspect="1"/>
             </wp:cNvGraphicFramePr>
@@ -1301,7 +1282,7 @@
               <a:graphicData uri="http://schemas.openxmlformats.org/drawingml/2006/picture">
                 <pic:pic xmlns:pic="http://schemas.openxmlformats.org/drawingml/2006/picture">
                   <pic:nvPicPr>
-                    <pic:cNvPr id="282274959" name=""/>
+                    <pic:cNvPr id="1358640670" name=""/>
                     <pic:cNvPicPr/>
                   </pic:nvPicPr>
                   <pic:blipFill>
@@ -1313,7 +1294,7 @@
                   <pic:spPr>
                     <a:xfrm>
                       <a:off x="0" y="0"/>
-                      <a:ext cx="3267531" cy="838317"/>
+                      <a:ext cx="5940425" cy="3341370"/>
                     </a:xfrm>
                     <a:prstGeom prst="rect">
                       <a:avLst/>
@@ -1347,7 +1328,6 @@
         <w:rPr>
           <w:szCs w:val="28"/>
         </w:rPr>
-        <w:lastRenderedPageBreak/>
         <w:t>1. В чем принципиальная разница</w:t>
       </w:r>
     </w:p>
@@ -3448,6 +3428,7 @@
   <w:style w:type="character" w:default="1" w:styleId="a0">
     <w:name w:val="Default Paragraph Font"/>
     <w:uiPriority w:val="1"/>
+    <w:semiHidden/>
     <w:unhideWhenUsed/>
   </w:style>
   <w:style w:type="table" w:default="1" w:styleId="a1">
